--- a/Collatio/11/1. Textos/1. Marcados/11-G.docx
+++ b/Collatio/11/1. Textos/1. Marcados/11-G.docx
@@ -1,23 +1,23 @@
 
 <file path=word/document.xml><?xml version="1.0" encoding="utf-8"?>
-<w:document xmlns:wpc="http://schemas.microsoft.com/office/word/2010/wordprocessingCanvas" xmlns:cx="http://schemas.microsoft.com/office/drawing/2014/chartex" xmlns:cx1="http://schemas.microsoft.com/office/drawing/2015/9/8/chartex" xmlns:cx2="http://schemas.microsoft.com/office/drawing/2015/10/21/chartex" xmlns:cx3="http://schemas.microsoft.com/office/drawing/2016/5/9/chartex" xmlns:cx4="http://schemas.microsoft.com/office/drawing/2016/5/10/chartex" xmlns:cx5="http://schemas.microsoft.com/office/drawing/2016/5/11/chartex" xmlns:cx6="http://schemas.microsoft.com/office/drawing/2016/5/12/chartex" xmlns:cx7="http://schemas.microsoft.com/office/drawing/2016/5/13/chartex" xmlns:cx8="http://schemas.microsoft.com/office/drawing/2016/5/14/chartex" xmlns:mc="http://schemas.openxmlformats.org/markup-compatibility/2006" xmlns:aink="http://schemas.microsoft.com/office/drawing/2016/ink" xmlns:am3d="http://schemas.microsoft.com/office/drawing/2017/model3d" xmlns:o="urn:schemas-microsoft-com:office:office" xmlns:oel="http://schemas.microsoft.com/office/2019/extlst" xmlns:r="http://schemas.openxmlformats.org/officeDocument/2006/relationships" xmlns:m="http://schemas.openxmlformats.org/officeDocument/2006/math" xmlns:v="urn:schemas-microsoft-com:vml" xmlns:wp14="http://schemas.microsoft.com/office/word/2010/wordprocessingDrawing" xmlns:wp="http://schemas.openxmlformats.org/drawingml/2006/wordprocessingDrawing" xmlns:w10="urn:schemas-microsoft-com:office:word" xmlns:w="http://schemas.openxmlformats.org/wordprocessingml/2006/main" xmlns:w14="http://schemas.microsoft.com/office/word/2010/wordml" xmlns:w15="http://schemas.microsoft.com/office/word/2012/wordml" xmlns:w16cex="http://schemas.microsoft.com/office/word/2018/wordml/cex" xmlns:w16cid="http://schemas.microsoft.com/office/word/2016/wordml/cid" xmlns:w16="http://schemas.microsoft.com/office/word/2018/wordml" xmlns:w16sdtdh="http://schemas.microsoft.com/office/word/2020/wordml/sdtdatahash" xmlns:w16se="http://schemas.microsoft.com/office/word/2015/wordml/symex" xmlns:wpg="http://schemas.microsoft.com/office/word/2010/wordprocessingGroup" xmlns:wpi="http://schemas.microsoft.com/office/word/2010/wordprocessingInk" xmlns:wne="http://schemas.microsoft.com/office/word/2006/wordml" xmlns:wps="http://schemas.microsoft.com/office/word/2010/wordprocessingShape" mc:Ignorable="w14 w15 w16se w16cid w16 w16cex w16sdtdh wp14">
+<w:document xmlns:wpc="http://schemas.microsoft.com/office/word/2010/wordprocessingCanvas" xmlns:cx="http://schemas.microsoft.com/office/drawing/2014/chartex" xmlns:cx1="http://schemas.microsoft.com/office/drawing/2015/9/8/chartex" xmlns:cx2="http://schemas.microsoft.com/office/drawing/2015/10/21/chartex" xmlns:cx3="http://schemas.microsoft.com/office/drawing/2016/5/9/chartex" xmlns:cx4="http://schemas.microsoft.com/office/drawing/2016/5/10/chartex" xmlns:cx5="http://schemas.microsoft.com/office/drawing/2016/5/11/chartex" xmlns:cx6="http://schemas.microsoft.com/office/drawing/2016/5/12/chartex" xmlns:cx7="http://schemas.microsoft.com/office/drawing/2016/5/13/chartex" xmlns:cx8="http://schemas.microsoft.com/office/drawing/2016/5/14/chartex" xmlns:mc="http://schemas.openxmlformats.org/markup-compatibility/2006" xmlns:aink="http://schemas.microsoft.com/office/drawing/2016/ink" xmlns:am3d="http://schemas.microsoft.com/office/drawing/2017/model3d" xmlns:o="urn:schemas-microsoft-com:office:office" xmlns:oel="http://schemas.microsoft.com/office/2019/extlst" xmlns:r="http://schemas.openxmlformats.org/officeDocument/2006/relationships" xmlns:m="http://schemas.openxmlformats.org/officeDocument/2006/math" xmlns:v="urn:schemas-microsoft-com:vml" xmlns:wp14="http://schemas.microsoft.com/office/word/2010/wordprocessingDrawing" xmlns:wp="http://schemas.openxmlformats.org/drawingml/2006/wordprocessingDrawing" xmlns:w10="urn:schemas-microsoft-com:office:word" xmlns:w="http://schemas.openxmlformats.org/wordprocessingml/2006/main" xmlns:w14="http://schemas.microsoft.com/office/word/2010/wordml" xmlns:w15="http://schemas.microsoft.com/office/word/2012/wordml" xmlns:w16cex="http://schemas.microsoft.com/office/word/2018/wordml/cex" xmlns:w16cid="http://schemas.microsoft.com/office/word/2016/wordml/cid" xmlns:w16="http://schemas.microsoft.com/office/word/2018/wordml" xmlns:w16du="http://schemas.microsoft.com/office/word/2023/wordml/word16du" xmlns:w16sdtdh="http://schemas.microsoft.com/office/word/2020/wordml/sdtdatahash" xmlns:w16sdtfl="http://schemas.microsoft.com/office/word/2024/wordml/sdtformatlock" xmlns:w16se="http://schemas.microsoft.com/office/word/2015/wordml/symex" xmlns:wpg="http://schemas.microsoft.com/office/word/2010/wordprocessingGroup" xmlns:wpi="http://schemas.microsoft.com/office/word/2010/wordprocessingInk" xmlns:wne="http://schemas.microsoft.com/office/word/2006/wordml" xmlns:wps="http://schemas.microsoft.com/office/word/2010/wordprocessingShape" mc:Ignorable="w14 w15 w16se w16cid w16 w16cex w16sdtdh w16sdtfl w16du wp14">
   <w:body>
     <w:p>
       <w:pPr>
         <w:rPr>
-          <w:rFonts w:ascii="Garamond" w:hAnsi="Garamond"/>
+          <w:rFonts w:ascii="Brill" w:hAnsi="Brill"/>
         </w:rPr>
       </w:pPr>
       <w:r>
         <w:rPr>
-          <w:rFonts w:ascii="Garamond" w:hAnsi="Garamond"/>
+          <w:rFonts w:ascii="Brill" w:hAnsi="Brill"/>
           <w:color w:val="FF0000"/>
         </w:rPr>
         <w:t>69r</w:t>
       </w:r>
       <w:r>
         <w:rPr>
-          <w:rFonts w:ascii="Garamond" w:hAnsi="Garamond"/>
+          <w:rFonts w:ascii="Brill" w:hAnsi="Brill"/>
           <w:color w:val="FF0000"/>
           <w:lang w:val="es-ES"/>
         </w:rPr>
@@ -25,53 +25,53 @@
       </w:r>
       <w:r>
         <w:rPr>
-          <w:rFonts w:ascii="Garamond" w:hAnsi="Garamond"/>
+          <w:rFonts w:ascii="Brill" w:hAnsi="Brill"/>
         </w:rPr>
         <w:t>Pregunto el diciplo al maestro e dixo maestro ruego te que me digas de la salutacion qu</w:t>
       </w:r>
       <w:r>
         <w:rPr>
-          <w:rFonts w:ascii="Garamond" w:hAnsi="Garamond"/>
-          <w:lang w:val="es-ES"/>
-        </w:rPr>
-        <w:t xml:space="preserve"> </w:t>
-      </w:r>
-      <w:r>
-        <w:rPr>
-          <w:rFonts w:ascii="Garamond" w:hAnsi="Garamond"/>
+          <w:rFonts w:ascii="Brill" w:hAnsi="Brill"/>
+          <w:lang w:val="es-ES"/>
+        </w:rPr>
+        <w:t xml:space="preserve"> </w:t>
+      </w:r>
+      <w:r>
+        <w:rPr>
+          <w:rFonts w:ascii="Brill" w:hAnsi="Brill"/>
         </w:rPr>
         <w:t xml:space="preserve">el angel traxa a santa </w:t>
       </w:r>
       <w:r>
         <w:rPr>
-          <w:rFonts w:ascii="Garamond" w:hAnsi="Garamond"/>
+          <w:rFonts w:ascii="Brill" w:hAnsi="Brill"/>
           <w:lang w:val="es-ES"/>
         </w:rPr>
         <w:t>M</w:t>
       </w:r>
       <w:r>
         <w:rPr>
-          <w:rFonts w:ascii="Garamond" w:hAnsi="Garamond"/>
+          <w:rFonts w:ascii="Brill" w:hAnsi="Brill"/>
         </w:rPr>
         <w:t>aria en qual lugar de las palabras encarno el spiritu santo en ella Ca sobre esto ay gran dispusicion entra gran pieça de escolares que estamos fablando en ello E unos dizen que fuera en aquel lugar do dize el spiritu santo verna en ti e la virtud del alto</w:t>
       </w:r>
       <w:r>
         <w:rPr>
-          <w:rFonts w:ascii="Garamond" w:hAnsi="Garamond"/>
-          <w:lang w:val="es-ES"/>
-        </w:rPr>
-        <w:t xml:space="preserve"> </w:t>
-      </w:r>
-      <w:r>
-        <w:rPr>
-          <w:rFonts w:ascii="Garamond" w:hAnsi="Garamond"/>
+          <w:rFonts w:ascii="Brill" w:hAnsi="Brill"/>
+          <w:lang w:val="es-ES"/>
+        </w:rPr>
+        <w:t xml:space="preserve"> </w:t>
+      </w:r>
+      <w:r>
+        <w:rPr>
+          <w:rFonts w:ascii="Brill" w:hAnsi="Brill"/>
           <w:color w:val="FF0000"/>
         </w:rPr>
         <w:t>69v</w:t>
       </w:r>
       <w:r>
         <w:rPr>
-          <w:rFonts w:ascii="Garamond" w:hAnsi="Garamond"/>
+          <w:rFonts w:ascii="Brill" w:hAnsi="Brill"/>
           <w:color w:val="FF0000"/>
           <w:lang w:val="es-ES"/>
         </w:rPr>
@@ -79,89 +79,89 @@
       </w:r>
       <w:r>
         <w:rPr>
-          <w:rFonts w:ascii="Garamond" w:hAnsi="Garamond"/>
+          <w:rFonts w:ascii="Brill" w:hAnsi="Brill"/>
         </w:rPr>
         <w:t xml:space="preserve">te alunbrara E otros dizen que fue en aquel lugar do dizen bendita eres entre todas las mugeres e bendito es el fruto del tu vientre E otros dizen que fuera en aquel lugar en el comienço de las palabras do dize dios te salve </w:t>
       </w:r>
       <w:r>
         <w:rPr>
-          <w:rFonts w:ascii="Garamond" w:hAnsi="Garamond"/>
+          <w:rFonts w:ascii="Brill" w:hAnsi="Brill"/>
         </w:rPr>
         <w:t>Maria</w:t>
       </w:r>
       <w:r>
         <w:rPr>
-          <w:rFonts w:ascii="Garamond" w:hAnsi="Garamond"/>
+          <w:rFonts w:ascii="Brill" w:hAnsi="Brill"/>
         </w:rPr>
         <w:t xml:space="preserve"> llena eres de gracia el señor es contigo. Por eso te ruego maestro que me digas en qual d</w:t>
       </w:r>
       <w:r>
         <w:rPr>
-          <w:rFonts w:ascii="Garamond" w:hAnsi="Garamond"/>
-          <w:lang w:val="es-ES"/>
-        </w:rPr>
-        <w:t xml:space="preserve"> </w:t>
-      </w:r>
-      <w:r>
-        <w:rPr>
-          <w:rFonts w:ascii="Garamond" w:hAnsi="Garamond"/>
+          <w:rFonts w:ascii="Brill" w:hAnsi="Brill"/>
+          <w:lang w:val="es-ES"/>
+        </w:rPr>
+        <w:t xml:space="preserve"> </w:t>
+      </w:r>
+      <w:r>
+        <w:rPr>
+          <w:rFonts w:ascii="Brill" w:hAnsi="Brill"/>
         </w:rPr>
         <w:t>estos lugares es. Respondio el maestro sepas que non fue en ninguno d</w:t>
       </w:r>
       <w:r>
         <w:rPr>
-          <w:rFonts w:ascii="Garamond" w:hAnsi="Garamond"/>
-          <w:lang w:val="es-ES"/>
-        </w:rPr>
-        <w:t xml:space="preserve"> </w:t>
-      </w:r>
-      <w:r>
-        <w:rPr>
-          <w:rFonts w:ascii="Garamond" w:hAnsi="Garamond"/>
+          <w:rFonts w:ascii="Brill" w:hAnsi="Brill"/>
+          <w:lang w:val="es-ES"/>
+        </w:rPr>
+        <w:t xml:space="preserve"> </w:t>
+      </w:r>
+      <w:r>
+        <w:rPr>
+          <w:rFonts w:ascii="Brill" w:hAnsi="Brill"/>
         </w:rPr>
         <w:t xml:space="preserve">esos lugares Ca voluntad fue de dios que acabase el angel toda su saludacion e despues que la mensageria fuese acabada quiso el ver que respuesta daria la bien aventurada santa </w:t>
       </w:r>
       <w:r>
         <w:rPr>
-          <w:rFonts w:ascii="Garamond" w:hAnsi="Garamond"/>
+          <w:rFonts w:ascii="Brill" w:hAnsi="Brill"/>
         </w:rPr>
         <w:t>Maria</w:t>
       </w:r>
       <w:r>
         <w:rPr>
-          <w:rFonts w:ascii="Garamond" w:hAnsi="Garamond"/>
+          <w:rFonts w:ascii="Brill" w:hAnsi="Brill"/>
         </w:rPr>
         <w:t xml:space="preserve"> E alli ella respondio ahe la sierva de dios sea fecho en mi segun la tu palabra E luego en aquella ora fue el nuestro señor encarnado en ella Ca en esta respuesta que ella dio vido el nuestro señor dos cosas en santa </w:t>
       </w:r>
       <w:r>
         <w:rPr>
-          <w:rFonts w:ascii="Garamond" w:hAnsi="Garamond"/>
+          <w:rFonts w:ascii="Brill" w:hAnsi="Brill"/>
         </w:rPr>
         <w:t>Maria</w:t>
       </w:r>
       <w:r>
         <w:rPr>
-          <w:rFonts w:ascii="Garamond" w:hAnsi="Garamond"/>
+          <w:rFonts w:ascii="Brill" w:hAnsi="Brill"/>
         </w:rPr>
         <w:t xml:space="preserve"> La primera gran omildat que tan bien dio a entender que era sierva omildosa quando se llamo sierva E enpos de la humildança</w:t>
       </w:r>
       <w:r>
         <w:rPr>
-          <w:rFonts w:ascii="Garamond" w:hAnsi="Garamond"/>
-          <w:lang w:val="es-ES"/>
-        </w:rPr>
-        <w:t xml:space="preserve"> </w:t>
-      </w:r>
-      <w:r>
-        <w:rPr>
-          <w:rFonts w:ascii="Garamond" w:hAnsi="Garamond"/>
+          <w:rFonts w:ascii="Brill" w:hAnsi="Brill"/>
+          <w:lang w:val="es-ES"/>
+        </w:rPr>
+        <w:t xml:space="preserve"> </w:t>
+      </w:r>
+      <w:r>
+        <w:rPr>
+          <w:rFonts w:ascii="Brill" w:hAnsi="Brill"/>
           <w:color w:val="FF0000"/>
         </w:rPr>
         <w:t>70r</w:t>
       </w:r>
       <w:r>
         <w:rPr>
-          <w:rFonts w:ascii="Garamond" w:hAnsi="Garamond"/>
+          <w:rFonts w:ascii="Brill" w:hAnsi="Brill"/>
           <w:color w:val="FF0000"/>
           <w:lang w:val="es-ES"/>
         </w:rPr>
@@ -169,53 +169,53 @@
       </w:r>
       <w:r>
         <w:rPr>
-          <w:rFonts w:ascii="Garamond" w:hAnsi="Garamond"/>
+          <w:rFonts w:ascii="Brill" w:hAnsi="Brill"/>
         </w:rPr>
         <w:t>vino a consentir en la mensa</w:t>
       </w:r>
       <w:r>
         <w:rPr>
-          <w:rFonts w:ascii="Garamond" w:hAnsi="Garamond"/>
+          <w:rFonts w:ascii="Brill" w:hAnsi="Brill"/>
           <w:lang w:val="es-ES"/>
         </w:rPr>
         <w:t>j</w:t>
       </w:r>
       <w:r>
         <w:rPr>
-          <w:rFonts w:ascii="Garamond" w:hAnsi="Garamond"/>
+          <w:rFonts w:ascii="Brill" w:hAnsi="Brill"/>
         </w:rPr>
         <w:t>eria que</w:t>
       </w:r>
       <w:r>
         <w:rPr>
-          <w:rFonts w:ascii="Garamond" w:hAnsi="Garamond"/>
-          <w:lang w:val="es-ES"/>
-        </w:rPr>
-        <w:t xml:space="preserve"> </w:t>
-      </w:r>
-      <w:r>
-        <w:rPr>
-          <w:rFonts w:ascii="Garamond" w:hAnsi="Garamond"/>
+          <w:rFonts w:ascii="Brill" w:hAnsi="Brill"/>
+          <w:lang w:val="es-ES"/>
+        </w:rPr>
+        <w:t xml:space="preserve"> </w:t>
+      </w:r>
+      <w:r>
+        <w:rPr>
+          <w:rFonts w:ascii="Brill" w:hAnsi="Brill"/>
         </w:rPr>
         <w:t>l dixo el angel quando respondio que fuese fecho en ella segun avia dicho E d</w:t>
       </w:r>
       <w:r>
         <w:rPr>
-          <w:rFonts w:ascii="Garamond" w:hAnsi="Garamond"/>
-          <w:lang w:val="es-ES"/>
-        </w:rPr>
-        <w:t xml:space="preserve"> </w:t>
-      </w:r>
-      <w:r>
-        <w:rPr>
-          <w:rFonts w:ascii="Garamond" w:hAnsi="Garamond"/>
+          <w:rFonts w:ascii="Brill" w:hAnsi="Brill"/>
+          <w:lang w:val="es-ES"/>
+        </w:rPr>
+        <w:t xml:space="preserve"> </w:t>
+      </w:r>
+      <w:r>
+        <w:rPr>
+          <w:rFonts w:ascii="Brill" w:hAnsi="Brill"/>
         </w:rPr>
         <w:t xml:space="preserve">este consentimiento que ella consentio fue tomado despues en la nuestra ley de los </w:t>
       </w:r>
       <w:proofErr w:type="spellStart"/>
       <w:r>
         <w:rPr>
-          <w:rFonts w:ascii="Garamond" w:hAnsi="Garamond"/>
+          <w:rFonts w:ascii="Brill" w:hAnsi="Brill"/>
           <w:lang w:val="es-ES"/>
         </w:rPr>
         <w:t>cr</w:t>
@@ -223,33 +223,33 @@
       <w:proofErr w:type="spellEnd"/>
       <w:r>
         <w:rPr>
-          <w:rFonts w:ascii="Garamond" w:hAnsi="Garamond"/>
+          <w:rFonts w:ascii="Brill" w:hAnsi="Brill"/>
         </w:rPr>
         <w:t>istianos por los padres santos que lo conpusieron E tan bien como es en la ley vie</w:t>
       </w:r>
       <w:r>
         <w:rPr>
-          <w:rFonts w:ascii="Garamond" w:hAnsi="Garamond"/>
+          <w:rFonts w:ascii="Brill" w:hAnsi="Brill"/>
           <w:lang w:val="es-ES"/>
         </w:rPr>
         <w:t>j</w:t>
       </w:r>
       <w:r>
         <w:rPr>
-          <w:rFonts w:ascii="Garamond" w:hAnsi="Garamond"/>
+          <w:rFonts w:ascii="Brill" w:hAnsi="Brill"/>
         </w:rPr>
         <w:t>a que todo casamiento que se aya a fazer a de ser por consentimiento del varon e de la muger E si uno d</w:t>
       </w:r>
       <w:r>
         <w:rPr>
-          <w:rFonts w:ascii="Garamond" w:hAnsi="Garamond"/>
-          <w:lang w:val="es-ES"/>
-        </w:rPr>
-        <w:t xml:space="preserve"> </w:t>
-      </w:r>
-      <w:r>
-        <w:rPr>
-          <w:rFonts w:ascii="Garamond" w:hAnsi="Garamond"/>
+          <w:rFonts w:ascii="Brill" w:hAnsi="Brill"/>
+          <w:lang w:val="es-ES"/>
+        </w:rPr>
+        <w:t xml:space="preserve"> </w:t>
+      </w:r>
+      <w:r>
+        <w:rPr>
+          <w:rFonts w:ascii="Brill" w:hAnsi="Brill"/>
         </w:rPr>
         <w:t>ellos lo consiente e el otro non no es valedero E esto mesmo es si se faze por fuerça Ca en ninguna manera non deve ser si non a voluntad de amos ados e esta voluntad que se levante bien de coraçon Ca fallamos nos que dixo el nuestro señor en un evangelio a sus diciplos do fueren ayuntados dos. o tres de vos en el mi nonbre yo sere en medio de vos.</w:t>
       </w:r>
@@ -265,7 +265,7 @@
 </file>
 
 <file path=word/styles.xml><?xml version="1.0" encoding="utf-8"?>
-<w:styles xmlns:mc="http://schemas.openxmlformats.org/markup-compatibility/2006" xmlns:r="http://schemas.openxmlformats.org/officeDocument/2006/relationships" xmlns:w="http://schemas.openxmlformats.org/wordprocessingml/2006/main" xmlns:w14="http://schemas.microsoft.com/office/word/2010/wordml" xmlns:w15="http://schemas.microsoft.com/office/word/2012/wordml" xmlns:w16cex="http://schemas.microsoft.com/office/word/2018/wordml/cex" xmlns:w16cid="http://schemas.microsoft.com/office/word/2016/wordml/cid" xmlns:w16="http://schemas.microsoft.com/office/word/2018/wordml" xmlns:w16sdtdh="http://schemas.microsoft.com/office/word/2020/wordml/sdtdatahash" xmlns:w16se="http://schemas.microsoft.com/office/word/2015/wordml/symex" mc:Ignorable="w14 w15 w16se w16cid w16 w16cex w16sdtdh">
+<w:styles xmlns:mc="http://schemas.openxmlformats.org/markup-compatibility/2006" xmlns:r="http://schemas.openxmlformats.org/officeDocument/2006/relationships" xmlns:w="http://schemas.openxmlformats.org/wordprocessingml/2006/main" xmlns:w14="http://schemas.microsoft.com/office/word/2010/wordml" xmlns:w15="http://schemas.microsoft.com/office/word/2012/wordml" xmlns:w16cex="http://schemas.microsoft.com/office/word/2018/wordml/cex" xmlns:w16cid="http://schemas.microsoft.com/office/word/2016/wordml/cid" xmlns:w16="http://schemas.microsoft.com/office/word/2018/wordml" xmlns:w16du="http://schemas.microsoft.com/office/word/2023/wordml/word16du" xmlns:w16sdtdh="http://schemas.microsoft.com/office/word/2020/wordml/sdtdatahash" xmlns:w16sdtfl="http://schemas.microsoft.com/office/word/2024/wordml/sdtformatlock" xmlns:w16se="http://schemas.microsoft.com/office/word/2015/wordml/symex" mc:Ignorable="w14 w15 w16se w16cid w16 w16cex w16sdtdh w16sdtfl w16du">
   <w:docDefaults>
     <w:rPrDefault>
       <w:rPr>
